--- a/applications/smaller_firms/letters/18_Will_McGowan_CoverLetter_Ruffer.docx
+++ b/applications/smaller_firms/letters/18_Will_McGowan_CoverLetter_Ruffer.docx
@@ -150,7 +150,7 @@
         <w:rPr>
           <w:b w:val="0"/>
         </w:rPr>
-        <w:t>My academic work centres on a question asset managers answer every day: what is a return worth once its risk is understood? I tested CAPM on 704 anomaly portfolios across 56 countries and found it fails jointly in 48 of 52, with momentum and value earning the most persistent alphas. My dissertation, supervised by Dr Luigi Gifuni, forecasts European gas volatility with mixed-frequency (MIDAS) models built on storage, market and news-based data, and tests whether better risk forecasts improve a volatility-targeted futures strategy, a question that matters to any portfolio with commodity exposure.</w:t>
+        <w:t>My academic work centres on a question asset managers answer every day: what is a return worth once its risk is understood? I tested CAPM on 694 anomaly portfolios across 54 countries and found it fails jointly in 48 of 53, with momentum and value earning the most persistent alphas. My dissertation, supervised by Dr Luigi Gifuni, forecasts European gas volatility with mixed-frequency (MIDAS) models built on storage, market and news-based data, and tests whether better risk forecasts improve a volatility-targeted futures strategy, a question that matters to any portfolio with commodity exposure.</w:t>
       </w:r>
     </w:p>
     <w:p>

--- a/applications/smaller_firms/letters/18_Will_McGowan_CoverLetter_Ruffer.docx
+++ b/applications/smaller_firms/letters/18_Will_McGowan_CoverLetter_Ruffer.docx
@@ -150,7 +150,7 @@
         <w:rPr>
           <w:b w:val="0"/>
         </w:rPr>
-        <w:t>My academic work centres on a question asset managers answer every day: what is a return worth once its risk is understood? I tested CAPM on 694 anomaly portfolios across 54 countries and found it fails jointly in 48 of 53, with momentum and value earning the most persistent alphas. My dissertation, supervised by Dr Luigi Gifuni, forecasts European gas volatility with mixed-frequency (MIDAS) models built on storage, market and news-based data, and tests whether better risk forecasts improve a volatility-targeted futures strategy, a question that matters to any portfolio with commodity exposure.</w:t>
+        <w:t>My academic work centres on a question asset managers answer every day: what is a return worth once its risk is understood? I tested CAPM on 694 anomaly portfolios across 54 countries and found it fails jointly in 48 of 53, with momentum and value earning the most persistent alphas. My dissertation, supervised by Dr Luigi Gifuni, asks whether governments that hedge oil change how their currencies react to OPEC news, through Norway's krone conversions, Russia's 2017–22 budget rule and Mexico's put hedge, and whether any oil risk that remains is worth trading after costs, a question that matters to any portfolio with commodity or currency exposure.</w:t>
       </w:r>
     </w:p>
     <w:p>
@@ -172,7 +172,7 @@
         <w:rPr>
           <w:b w:val="0"/>
         </w:rPr>
-        <w:t>Ruffer stands out to me because it treats protecting capital as seriously as growing it: in the year to June 2026, Ruffer Investment Company's equity and gold positions more than paid for the cost of its protection, which spans credit and derivative strategies, the yen and selective duration. My dissertation is about forecasting volatility and asking whether better risk forecasts pay their way, and I would like to learn how Ruffer's research team decides when protection is worth its cost.</w:t>
+        <w:t>Ruffer stands out to me because it treats protecting capital as seriously as growing it: in the year to June 2026, Ruffer Investment Company's equity and gold positions more than paid for the cost of its protection, which spans credit and derivative strategies, the yen and selective duration. My dissertation is about protection too, asking whether governments' oil hedges, from Norway's krone conversions to Mexico's put options, change the risk their currencies carry, and I would like to learn how Ruffer's research team decides when protection is worth its cost.</w:t>
       </w:r>
     </w:p>
     <w:p>
